--- a/outputs/word_tables/Table5_bulbar_spinal.docx
+++ b/outputs/word_tables/Table5_bulbar_spinal.docx
@@ -39,9 +39,6 @@
             <w:shd w:val="clear" w:color="auto" w:fill="D9E2F3"/>
           </w:tcPr>
           <w:p>
-            <w:pPr>
-              <w:jc w:val="center"/>
-            </w:pPr>
             <w:r/>
             <w:r>
               <w:rPr>
@@ -149,7 +146,7 @@
                 <w:b/>
                 <w:sz w:val="20"/>
               </w:rPr>
-              <w:t>Sens / Spec / κ at ≥9</w:t>
+              <w:t>Sens / Spec / κ at ≥9</w:t>
             </w:r>
           </w:p>
         </w:tc>
@@ -169,7 +166,7 @@
                 <w:b/>
                 <w:sz w:val="20"/>
               </w:rPr>
-              <w:t>Sens / Spec / κ at ≥25</w:t>
+              <w:t>Sens / Spec / κ at ≥25</w:t>
             </w:r>
           </w:p>
         </w:tc>
@@ -189,7 +186,7 @@
                 <w:b/>
                 <w:sz w:val="20"/>
               </w:rPr>
-              <w:t>FBI mean ± SD (median)</w:t>
+              <w:t>FBI mean ± SD (median)</w:t>
             </w:r>
           </w:p>
         </w:tc>
@@ -302,7 +299,7 @@
                 <w:b w:val="0"/>
                 <w:sz w:val="20"/>
               </w:rPr>
-              <w:t>0.88 / 0.73 / +0.539</w:t>
+              <w:t>0.88 / 0.73 / +0.539</w:t>
             </w:r>
           </w:p>
         </w:tc>
@@ -321,7 +318,7 @@
                 <w:b w:val="0"/>
                 <w:sz w:val="20"/>
               </w:rPr>
-              <w:t>0.29 / 0.98 / +0.332</w:t>
+              <w:t>0.29 / 0.98 / +0.332</w:t>
             </w:r>
           </w:p>
         </w:tc>
@@ -340,7 +337,7 @@
                 <w:b w:val="0"/>
                 <w:sz w:val="20"/>
               </w:rPr>
-              <w:t>10.80 ± 11.48 (7)</w:t>
+              <w:t>10.80 ± 11.48 (7)</w:t>
             </w:r>
           </w:p>
         </w:tc>
@@ -434,7 +431,7 @@
                 <w:b w:val="0"/>
                 <w:sz w:val="20"/>
               </w:rPr>
-              <w:t>≥ 9 (8–14)</w:t>
+              <w:t>≥ 9 (8–12)</w:t>
             </w:r>
           </w:p>
         </w:tc>
@@ -453,7 +450,7 @@
                 <w:b w:val="0"/>
                 <w:sz w:val="20"/>
               </w:rPr>
-              <w:t>0.84 / 0.78 / +0.537</w:t>
+              <w:t>0.84 / 0.78 / +0.537</w:t>
             </w:r>
           </w:p>
         </w:tc>
@@ -472,7 +469,7 @@
                 <w:b w:val="0"/>
                 <w:sz w:val="20"/>
               </w:rPr>
-              <w:t>0.20 / 0.98 / +0.238</w:t>
+              <w:t>0.20 / 0.98 / +0.238</w:t>
             </w:r>
           </w:p>
         </w:tc>
@@ -491,7 +488,7 @@
                 <w:b w:val="0"/>
                 <w:sz w:val="20"/>
               </w:rPr>
-              <w:t>8.49 ± 8.41 (6)</w:t>
+              <w:t>8.49 ± 8.41 (6)</w:t>
             </w:r>
           </w:p>
         </w:tc>
@@ -507,7 +504,7 @@
           <w:i/>
           <w:sz w:val="18"/>
         </w:rPr>
-        <w:t>Sensitivity analysis: FBI performance stratified by site of onset (bulbar vs spinal). Supplementary table — not one of the manuscript's four numbered tables; renumber/integrate as appropriate (e.g. as Supplementary Table S1) when assembling the submission.</w:t>
+        <w:t>Sensitivity analysis: FBI performance stratified by site of onset (bulbar vs spinal). Supplementary table — not one of the manuscript’s four numbered tables; renumber/integrate as appropriate (e.g. as Supplementary Table S1) when assembling the submission.</w:t>
       </w:r>
     </w:p>
     <w:sectPr>
